--- a/handover/docs/A_打印包.docx
+++ b/handover/docs/A_打印包.docx
@@ -774,7 +774,7 @@
                 <w:b w:val="0"/>
                 <w:sz w:val="18"/>
               </w:rPr>
-              <w:t>量 TP1/TP2/TP3/TP4</w:t>
+              <w:t>量 TP1–TP4</w:t>
             </w:r>
           </w:p>
         </w:tc>
@@ -793,7 +793,7 @@
                 <w:b w:val="0"/>
                 <w:sz w:val="18"/>
               </w:rPr>
-              <w:t>VIN≈9、5V≈5.0、3V3≈3.3，电流很小</w:t>
+              <w:t>TP1≈8.6–9V、TP2=5.0V、TP3=3.3V、TP4=0V</w:t>
             </w:r>
           </w:p>
         </w:tc>
@@ -968,7 +968,7 @@
                 <w:b w:val="0"/>
                 <w:sz w:val="18"/>
               </w:rPr>
-              <w:t>手挡红外对管，量 TP6 电平变化</w:t>
+              <w:t>手挡红外对管，量 TP5 电平变化</w:t>
             </w:r>
           </w:p>
         </w:tc>
@@ -1800,7 +1800,15 @@
                 <w:b w:val="0"/>
                 <w:sz w:val="18"/>
               </w:rPr>
-              <w:t>不插核心板、不接电机、JP1 断开</w:t>
+              <w:t>不插核心板、不接电机、JP1 断开，</w:t>
+            </w:r>
+            <w:r>
+              <w:rPr>
+                <w:rFonts w:ascii="宋体" w:hAnsi="宋体" w:eastAsia="宋体"/>
+                <w:b/>
+                <w:sz w:val="18"/>
+              </w:rPr>
+              <w:t>总电源开关拨到 OFF</w:t>
             </w:r>
           </w:p>
         </w:tc>
@@ -1897,7 +1905,15 @@
                 <w:b w:val="0"/>
                 <w:sz w:val="18"/>
               </w:rPr>
-              <w:t>限流电源设 9V / 100mA，接 J1</w:t>
+              <w:t>限流电源设 9V / 100mA，接 J1，</w:t>
+            </w:r>
+            <w:r>
+              <w:rPr>
+                <w:rFonts w:ascii="宋体" w:hAnsi="宋体" w:eastAsia="宋体"/>
+                <w:b/>
+                <w:sz w:val="18"/>
+              </w:rPr>
+              <w:t>再打开总电源开关</w:t>
             </w:r>
           </w:p>
         </w:tc>
@@ -1935,7 +1951,7 @@
                 <w:b w:val="0"/>
                 <w:sz w:val="18"/>
               </w:rPr>
-              <w:t>电流顶满 → 立刻断电，查短路</w:t>
+              <w:t>电流顶满 → 立刻关开关，查短路</w:t>
             </w:r>
           </w:p>
         </w:tc>
@@ -1994,7 +2010,7 @@
                 <w:b w:val="0"/>
                 <w:sz w:val="18"/>
               </w:rPr>
-              <w:t>量 TP1（VIN）</w:t>
+              <w:t>量 TP1（VIN_PROTECTED）</w:t>
             </w:r>
           </w:p>
         </w:tc>
@@ -2013,7 +2029,7 @@
                 <w:b w:val="0"/>
                 <w:sz w:val="18"/>
               </w:rPr>
-              <w:t>9.0 ± 0.3 V</w:t>
+              <w:t>8.6–9.0 V（D1 压降约 0.4V）</w:t>
             </w:r>
           </w:p>
         </w:tc>
@@ -2032,7 +2048,7 @@
                 <w:b w:val="0"/>
                 <w:sz w:val="18"/>
               </w:rPr>
-              <w:t>不对 → 查 J1/D1 焊接</w:t>
+              <w:t>为 0 → D1 装反或虚焊</w:t>
             </w:r>
           </w:p>
         </w:tc>
@@ -2091,7 +2107,7 @@
                 <w:b w:val="0"/>
                 <w:sz w:val="18"/>
               </w:rPr>
-              <w:t>量 TP2（VIN_PROTECTED）</w:t>
+              <w:t>量 TP2（+5V_REG）</w:t>
             </w:r>
           </w:p>
         </w:tc>
@@ -2110,7 +2126,7 @@
                 <w:b w:val="0"/>
                 <w:sz w:val="18"/>
               </w:rPr>
-              <w:t>8.6–9.0 V（D1 压降约 0.4V）</w:t>
+              <w:t>5.0 ± 0.2 V</w:t>
             </w:r>
           </w:p>
         </w:tc>
@@ -2129,7 +2145,7 @@
                 <w:b w:val="0"/>
                 <w:sz w:val="18"/>
               </w:rPr>
-              <w:t>为 0 → D1 装反或虚焊</w:t>
+              <w:t>不对 → 查 U3/R10/R11</w:t>
             </w:r>
           </w:p>
         </w:tc>
@@ -2188,7 +2204,7 @@
                 <w:b w:val="0"/>
                 <w:sz w:val="18"/>
               </w:rPr>
-              <w:t>量 TP3（+5V_REG）</w:t>
+              <w:t>量 TP3（+3V3_EXT）</w:t>
             </w:r>
           </w:p>
         </w:tc>
@@ -2207,7 +2223,7 @@
                 <w:b w:val="0"/>
                 <w:sz w:val="18"/>
               </w:rPr>
-              <w:t>5.0 ± 0.2 V</w:t>
+              <w:t>3.3 ± 0.1 V</w:t>
             </w:r>
           </w:p>
         </w:tc>
@@ -2226,7 +2242,7 @@
                 <w:b w:val="0"/>
                 <w:sz w:val="18"/>
               </w:rPr>
-              <w:t>不对 → 查 U3/R10/R11</w:t>
+              <w:t>不对 → 查 U2</w:t>
             </w:r>
           </w:p>
         </w:tc>
@@ -2285,7 +2301,7 @@
                 <w:b w:val="0"/>
                 <w:sz w:val="18"/>
               </w:rPr>
-              <w:t>量 TP4（+3V3_EXT）</w:t>
+              <w:t>量 TP4（GND）</w:t>
             </w:r>
           </w:p>
         </w:tc>
@@ -2304,7 +2320,7 @@
                 <w:b w:val="0"/>
                 <w:sz w:val="18"/>
               </w:rPr>
-              <w:t>3.3 ± 0.1 V</w:t>
+              <w:t>0 V（基准点）</w:t>
             </w:r>
           </w:p>
         </w:tc>
@@ -2323,7 +2339,7 @@
                 <w:b w:val="0"/>
                 <w:sz w:val="18"/>
               </w:rPr>
-              <w:t>不对 → 查 U2</w:t>
+              <w:t>不为 0 → 地没接好</w:t>
             </w:r>
           </w:p>
         </w:tc>
@@ -2831,6 +2847,72 @@
       </w:r>
     </w:p>
     <w:p>
+      <w:pPr>
+        <w:spacing w:after="80" w:before="0"/>
+      </w:pPr>
+      <w:r>
+        <w:rPr>
+          <w:rFonts w:ascii="宋体" w:hAnsi="宋体" w:eastAsia="宋体"/>
+          <w:b w:val="0"/>
+          <w:sz w:val="21"/>
+        </w:rPr>
+      </w:r>
+    </w:p>
+    <w:p>
+      <w:pPr>
+        <w:spacing w:after="80" w:before="0"/>
+      </w:pPr>
+      <w:r>
+        <w:rPr>
+          <w:rFonts w:ascii="宋体" w:hAnsi="宋体" w:eastAsia="宋体"/>
+          <w:b/>
+          <w:color w:val="1F3A5F"/>
+          <w:sz w:val="22"/>
+        </w:rPr>
+        <w:t>总电源开关（2026-10-29 老师通知：C7431054 / SS12D10G5）</w:t>
+      </w:r>
+    </w:p>
+    <w:p>
+      <w:pPr>
+        <w:spacing w:after="80" w:before="0"/>
+      </w:pPr>
+      <w:r>
+        <w:rPr>
+          <w:rFonts w:ascii="宋体" w:hAnsi="宋体" w:eastAsia="宋体"/>
+          <w:b w:val="0"/>
+          <w:sz w:val="20"/>
+        </w:rPr>
+        <w:t>参数：额定 2A / 125V，单刀双掷（SPDT），直插 12.7×6.7×11.2mm。</w:t>
+      </w:r>
+    </w:p>
+    <w:p>
+      <w:pPr>
+        <w:spacing w:after="80" w:before="0"/>
+      </w:pPr>
+      <w:r>
+        <w:rPr>
+          <w:rFonts w:ascii="宋体" w:hAnsi="宋体" w:eastAsia="宋体"/>
+          <w:b w:val="0"/>
+          <w:sz w:val="20"/>
+        </w:rPr>
+        <w:t>接法：9V 适配器正极 → 开关中间脚(COM) → 任一边脚(NO) → J1-1；负极直接到 J1-2，第三只脚空着。</w:t>
+      </w:r>
+    </w:p>
+    <w:p>
+      <w:pPr>
+        <w:spacing w:after="80" w:before="0"/>
+      </w:pPr>
+      <w:r>
+        <w:rPr>
+          <w:rFonts w:ascii="宋体" w:hAnsi="宋体" w:eastAsia="宋体"/>
+          <w:b w:val="0"/>
+          <w:color w:val="B03030"/>
+          <w:sz w:val="20"/>
+        </w:rPr>
+        <w:t>电流：平时 0.2–0.9A、峰值 1–2A（含电机）→ 2A 够用。但电机是感性负载，别带鼓启动；实测堵转 &gt;2A 就换 KCD1 船型开关（6A）。</w:t>
+      </w:r>
+    </w:p>
+    <w:p>
       <w:r>
         <w:br w:type="page"/>
       </w:r>
@@ -3010,7 +3092,7 @@
                 <w:b w:val="0"/>
                 <w:sz w:val="19"/>
               </w:rPr>
-              <w:t>VIN_MAIN</w:t>
+              <w:t>VIN_PROTECTED（防反接后）</w:t>
             </w:r>
           </w:p>
         </w:tc>
@@ -3029,7 +3111,7 @@
                 <w:b w:val="0"/>
                 <w:sz w:val="19"/>
               </w:rPr>
-              <w:t>9.0 V</w:t>
+              <w:t>8.6–9.0 V</w:t>
             </w:r>
           </w:p>
         </w:tc>
@@ -3048,7 +3130,7 @@
                 <w:b w:val="0"/>
                 <w:sz w:val="19"/>
               </w:rPr>
-              <w:t>黑笔接 TP5(GND)，红笔戳 TP1</w:t>
+              <w:t>黑笔接 TP4(GND)，红笔戳 TP1</w:t>
             </w:r>
           </w:p>
         </w:tc>
@@ -3088,7 +3170,7 @@
                 <w:b w:val="0"/>
                 <w:sz w:val="19"/>
               </w:rPr>
-              <w:t>VIN_PROTECTED</w:t>
+              <w:t>+5V_REG</w:t>
             </w:r>
           </w:p>
         </w:tc>
@@ -3107,7 +3189,7 @@
                 <w:b w:val="0"/>
                 <w:sz w:val="19"/>
               </w:rPr>
-              <w:t>8.6–9.0 V</w:t>
+              <w:t>5.0 ± 0.2 V</w:t>
             </w:r>
           </w:p>
         </w:tc>
@@ -3126,7 +3208,7 @@
                 <w:b w:val="0"/>
                 <w:sz w:val="19"/>
               </w:rPr>
-              <w:t>同上（经过 D1 后）</w:t>
+              <w:t>同上</w:t>
             </w:r>
           </w:p>
         </w:tc>
@@ -3166,7 +3248,7 @@
                 <w:b w:val="0"/>
                 <w:sz w:val="19"/>
               </w:rPr>
-              <w:t>+5V_REG</w:t>
+              <w:t>+3V3_EXT</w:t>
             </w:r>
           </w:p>
         </w:tc>
@@ -3185,7 +3267,7 @@
                 <w:b w:val="0"/>
                 <w:sz w:val="19"/>
               </w:rPr>
-              <w:t>5.0 ± 0.2 V</w:t>
+              <w:t>3.3 ± 0.1 V</w:t>
             </w:r>
           </w:p>
         </w:tc>
@@ -3244,7 +3326,7 @@
                 <w:b w:val="0"/>
                 <w:sz w:val="19"/>
               </w:rPr>
-              <w:t>+3V3_EXT</w:t>
+              <w:t>GND</w:t>
             </w:r>
           </w:p>
         </w:tc>
@@ -3263,7 +3345,7 @@
                 <w:b w:val="0"/>
                 <w:sz w:val="19"/>
               </w:rPr>
-              <w:t>3.3 ± 0.1 V</w:t>
+              <w:t>0 V</w:t>
             </w:r>
           </w:p>
         </w:tc>
@@ -3282,7 +3364,7 @@
                 <w:b w:val="0"/>
                 <w:sz w:val="19"/>
               </w:rPr>
-              <w:t>同上</w:t>
+              <w:t>基准点，黑笔固定在这里</w:t>
             </w:r>
           </w:p>
         </w:tc>
@@ -3322,7 +3404,7 @@
                 <w:b w:val="0"/>
                 <w:sz w:val="19"/>
               </w:rPr>
-              <w:t>GND</w:t>
+              <w:t>IR_INDEX (PA1)</w:t>
             </w:r>
           </w:p>
         </w:tc>
@@ -3341,7 +3423,7 @@
                 <w:b w:val="0"/>
                 <w:sz w:val="19"/>
               </w:rPr>
-              <w:t>0 V</w:t>
+              <w:t>遮光 3.3V / 透光 ~0.3V</w:t>
             </w:r>
           </w:p>
         </w:tc>
@@ -3360,7 +3442,7 @@
                 <w:b w:val="0"/>
                 <w:sz w:val="19"/>
               </w:rPr>
-              <w:t>基准点，黑笔固定在这里</w:t>
+              <w:t>手挡红外对管，看跳变</w:t>
             </w:r>
           </w:p>
         </w:tc>
@@ -3400,7 +3482,7 @@
                 <w:b w:val="0"/>
                 <w:sz w:val="19"/>
               </w:rPr>
-              <w:t>IR_INDEX (PA1)</w:t>
+              <w:t>R_PWM (PA6)</w:t>
             </w:r>
           </w:p>
         </w:tc>
@@ -3419,7 +3501,7 @@
                 <w:b w:val="0"/>
                 <w:sz w:val="19"/>
               </w:rPr>
-              <w:t>遮光 3.3V / 透光 ~0.3V</w:t>
+              <w:t>PWM 方波</w:t>
             </w:r>
           </w:p>
         </w:tc>
@@ -3438,7 +3520,7 @@
                 <w:b w:val="0"/>
                 <w:sz w:val="19"/>
               </w:rPr>
-              <w:t>手挡红外对管，看跳变</w:t>
+              <w:t>示波器；开漏+反相（低=亮）</w:t>
             </w:r>
           </w:p>
         </w:tc>
@@ -3478,7 +3560,7 @@
                 <w:b w:val="0"/>
                 <w:sz w:val="19"/>
               </w:rPr>
-              <w:t>R_PWM (PA6)</w:t>
+              <w:t>G_PWM (PA7)</w:t>
             </w:r>
           </w:p>
         </w:tc>
@@ -3556,7 +3638,7 @@
                 <w:b w:val="0"/>
                 <w:sz w:val="19"/>
               </w:rPr>
-              <w:t>G_PWM (PA7)</w:t>
+              <w:t>B_PWM (PB0)</w:t>
             </w:r>
           </w:p>
         </w:tc>
@@ -3634,7 +3716,7 @@
                 <w:b w:val="0"/>
                 <w:sz w:val="19"/>
               </w:rPr>
-              <w:t>B_PWM (PB0) / MOTOR</w:t>
+              <w:t>MOTOR_PWM (PB6)</w:t>
             </w:r>
           </w:p>
         </w:tc>
@@ -3701,7 +3783,7 @@
           <w:color w:val="666666"/>
           <w:sz w:val="18"/>
         </w:rPr>
-        <w:t>注：TP9 在部分版本里是电机 PWM，以丝印和原理图为准。</w:t>
+        <w:t>注：2026-10-27 按网表更正——TP1–TP4 是电源/地，TP5 起是信号点；此前版本整表错位一位。</w:t>
       </w:r>
     </w:p>
     <w:p>
@@ -3909,7 +3991,7 @@
                 <w:b w:val="0"/>
                 <w:sz w:val="19"/>
               </w:rPr>
-              <w:t>TP1 VIN</w:t>
+              <w:t>TP1 防反接后</w:t>
             </w:r>
           </w:p>
         </w:tc>
@@ -3947,7 +4029,7 @@
                 <w:b w:val="0"/>
                 <w:sz w:val="19"/>
               </w:rPr>
-              <w:t>TP2 保护后</w:t>
+              <w:t>TP2 5V</w:t>
             </w:r>
           </w:p>
         </w:tc>
@@ -3987,7 +4069,7 @@
                 <w:b w:val="0"/>
                 <w:sz w:val="19"/>
               </w:rPr>
-              <w:t>TP3 5V</w:t>
+              <w:t>TP3 3V3</w:t>
             </w:r>
           </w:p>
         </w:tc>
@@ -4025,7 +4107,7 @@
                 <w:b w:val="0"/>
                 <w:sz w:val="19"/>
               </w:rPr>
-              <w:t>TP4 3V3</w:t>
+              <w:t>TP4 GND</w:t>
             </w:r>
           </w:p>
         </w:tc>
@@ -4730,7 +4812,7 @@
                 <w:b w:val="0"/>
                 <w:sz w:val="19"/>
               </w:rPr>
-              <w:t>TP1 VIN</w:t>
+              <w:t>TP1 防反接后</w:t>
             </w:r>
           </w:p>
         </w:tc>
@@ -4768,7 +4850,7 @@
                 <w:b w:val="0"/>
                 <w:sz w:val="19"/>
               </w:rPr>
-              <w:t>TP2 保护后</w:t>
+              <w:t>TP2 5V</w:t>
             </w:r>
           </w:p>
         </w:tc>
@@ -4808,7 +4890,7 @@
                 <w:b w:val="0"/>
                 <w:sz w:val="19"/>
               </w:rPr>
-              <w:t>TP3 5V</w:t>
+              <w:t>TP3 3V3</w:t>
             </w:r>
           </w:p>
         </w:tc>
@@ -4846,7 +4928,7 @@
                 <w:b w:val="0"/>
                 <w:sz w:val="19"/>
               </w:rPr>
-              <w:t>TP4 3V3</w:t>
+              <w:t>TP4 GND</w:t>
             </w:r>
           </w:p>
         </w:tc>
@@ -7786,6 +7868,122 @@
                 <w:sz w:val="17"/>
               </w:rPr>
               <w:t>1</w:t>
+            </w:r>
+          </w:p>
+        </w:tc>
+      </w:tr>
+      <w:tr>
+        <w:tc>
+          <w:tcPr>
+            <w:tcW w:type="dxa" w:w="510"/>
+          </w:tcPr>
+          <w:p>
+            <w:pPr>
+              <w:spacing w:after="20"/>
+            </w:pPr>
+            <w:r/>
+            <w:r>
+              <w:rPr>
+                <w:rFonts w:ascii="宋体" w:hAnsi="宋体" w:eastAsia="宋体"/>
+                <w:b w:val="0"/>
+                <w:sz w:val="17"/>
+              </w:rPr>
+              <w:t>□</w:t>
+            </w:r>
+          </w:p>
+        </w:tc>
+        <w:tc>
+          <w:tcPr>
+            <w:tcW w:type="dxa" w:w="2381"/>
+          </w:tcPr>
+          <w:p>
+            <w:pPr>
+              <w:spacing w:after="20"/>
+            </w:pPr>
+            <w:r/>
+            <w:r>
+              <w:rPr>
+                <w:rFonts w:ascii="宋体" w:hAnsi="宋体" w:eastAsia="宋体"/>
+                <w:b w:val="0"/>
+                <w:sz w:val="17"/>
+              </w:rPr>
+              <w:t>SW1</w:t>
+            </w:r>
+          </w:p>
+        </w:tc>
+        <w:tc>
+          <w:tcPr>
+            <w:tcW w:type="dxa" w:w="2041"/>
+          </w:tcPr>
+          <w:p>
+            <w:pPr>
+              <w:spacing w:after="20"/>
+            </w:pPr>
+            <w:r/>
+            <w:r>
+              <w:rPr>
+                <w:rFonts w:ascii="宋体" w:hAnsi="宋体" w:eastAsia="宋体"/>
+                <w:b/>
+                <w:sz w:val="17"/>
+              </w:rPr>
+              <w:t>总电源开关</w:t>
+            </w:r>
+          </w:p>
+        </w:tc>
+        <w:tc>
+          <w:tcPr>
+            <w:tcW w:type="dxa" w:w="3742"/>
+          </w:tcPr>
+          <w:p>
+            <w:pPr>
+              <w:spacing w:after="20"/>
+            </w:pPr>
+            <w:r/>
+            <w:r>
+              <w:rPr>
+                <w:rFonts w:ascii="宋体" w:hAnsi="宋体" w:eastAsia="宋体"/>
+                <w:b w:val="0"/>
+                <w:sz w:val="17"/>
+              </w:rPr>
+              <w:t>SS12D10G5 滑动开关（串 9V 线）</w:t>
+            </w:r>
+          </w:p>
+        </w:tc>
+        <w:tc>
+          <w:tcPr>
+            <w:tcW w:type="dxa" w:w="1361"/>
+          </w:tcPr>
+          <w:p>
+            <w:pPr>
+              <w:spacing w:after="20"/>
+            </w:pPr>
+            <w:r/>
+            <w:r>
+              <w:rPr>
+                <w:rFonts w:ascii="宋体" w:hAnsi="宋体" w:eastAsia="宋体"/>
+                <w:b w:val="0"/>
+                <w:sz w:val="17"/>
+              </w:rPr>
+              <w:t>C7431054</w:t>
+            </w:r>
+          </w:p>
+        </w:tc>
+        <w:tc>
+          <w:tcPr>
+            <w:tcW w:type="dxa" w:w="567"/>
+          </w:tcPr>
+          <w:p>
+            <w:pPr>
+              <w:spacing w:after="20"/>
+            </w:pPr>
+            <w:r/>
+            <w:r>
+              <w:rPr>
+                <w:rFonts w:ascii="宋体" w:hAnsi="宋体" w:eastAsia="宋体"/>
+                <w:b w:val="0"/>
+                <w:sz w:val="17"/>
+              </w:rPr>
+              <w:t>2</w:t>
             </w:r>
           </w:p>
         </w:tc>
